--- a/DI.docx
+++ b/DI.docx
@@ -171,10 +171,7 @@
               <w:t>-</w:t>
             </w:r>
             <w:r>
-              <w:t xml:space="preserve"> </w:t>
-            </w:r>
-            <w:r>
-              <w:t>instantiating objects within a class, those objects are passed in as parameters to the class like passing it to the Constructor of the method instead.</w:t>
+              <w:t xml:space="preserve"> instantiating objects within a class, those objects are passed in as parameters to the class like passing it to the Constructor of the method instead.</w:t>
             </w:r>
           </w:p>
         </w:tc>
@@ -277,7 +274,13 @@
             </w:r>
             <w:proofErr w:type="spellEnd"/>
             <w:r>
-              <w:t xml:space="preserve"> file.</w:t>
+              <w:t xml:space="preserve"> file</w:t>
+            </w:r>
+            <w:r>
+              <w:t xml:space="preserve"> (in old version)</w:t>
+            </w:r>
+            <w:r>
+              <w:t>.</w:t>
             </w:r>
           </w:p>
           <w:p/>
@@ -357,7 +360,7 @@
                           <pic:cNvPicPr/>
                         </pic:nvPicPr>
                         <pic:blipFill>
-                          <a:blip r:embed="rId5"/>
+                          <a:blip r:embed="rId7"/>
                           <a:stretch>
                             <a:fillRect/>
                           </a:stretch>
@@ -404,7 +407,7 @@
                           <pic:cNvPicPr/>
                         </pic:nvPicPr>
                         <pic:blipFill>
-                          <a:blip r:embed="rId6"/>
+                          <a:blip r:embed="rId8"/>
                           <a:stretch>
                             <a:fillRect/>
                           </a:stretch>
@@ -512,8 +515,13 @@
         <w:spacing w:after="0"/>
       </w:pPr>
       <w:r>
-        <w:t>Public MyController</w:t>
-      </w:r>
+        <w:t xml:space="preserve">Public </w:t>
+      </w:r>
+      <w:proofErr w:type="spellStart"/>
+      <w:r>
+        <w:t>MyController</w:t>
+      </w:r>
+      <w:proofErr w:type="spellEnd"/>
       <w:r>
         <w:t xml:space="preserve"> </w:t>
       </w:r>
@@ -954,7 +962,7 @@
                     </pic:cNvPicPr>
                   </pic:nvPicPr>
                   <pic:blipFill>
-                    <a:blip r:embed="rId7">
+                    <a:blip r:embed="rId9">
                       <a:extLst>
                         <a:ext uri="{28A0092B-C50C-407E-A947-70E740481C1C}">
                           <a14:useLocalDpi xmlns:a14="http://schemas.microsoft.com/office/drawing/2010/main" val="0"/>
@@ -1058,7 +1066,7 @@
                     </pic:cNvPicPr>
                   </pic:nvPicPr>
                   <pic:blipFill>
-                    <a:blip r:embed="rId8">
+                    <a:blip r:embed="rId10">
                       <a:extLst>
                         <a:ext uri="{28A0092B-C50C-407E-A947-70E740481C1C}">
                           <a14:useLocalDpi xmlns:a14="http://schemas.microsoft.com/office/drawing/2010/main" val="0"/>
@@ -1401,7 +1409,7 @@
                     <pic:cNvPicPr/>
                   </pic:nvPicPr>
                   <pic:blipFill>
-                    <a:blip r:embed="rId9"/>
+                    <a:blip r:embed="rId11"/>
                     <a:stretch>
                       <a:fillRect/>
                     </a:stretch>
@@ -1512,6 +1520,56 @@
     </w:sectPr>
   </w:body>
 </w:document>
+</file>
+
+<file path=word/endnotes.xml><?xml version="1.0" encoding="utf-8"?>
+<w:endnotes xmlns:wpc="http://schemas.microsoft.com/office/word/2010/wordprocessingCanvas" xmlns:cx="http://schemas.microsoft.com/office/drawing/2014/chartex" xmlns:cx1="http://schemas.microsoft.com/office/drawing/2015/9/8/chartex" xmlns:cx2="http://schemas.microsoft.com/office/drawing/2015/10/21/chartex" xmlns:cx3="http://schemas.microsoft.com/office/drawing/2016/5/9/chartex" xmlns:cx4="http://schemas.microsoft.com/office/drawing/2016/5/10/chartex" xmlns:cx5="http://schemas.microsoft.com/office/drawing/2016/5/11/chartex" xmlns:cx6="http://schemas.microsoft.com/office/drawing/2016/5/12/chartex" xmlns:cx7="http://schemas.microsoft.com/office/drawing/2016/5/13/chartex" xmlns:cx8="http://schemas.microsoft.com/office/drawing/2016/5/14/chartex" xmlns:mc="http://schemas.openxmlformats.org/markup-compatibility/2006" xmlns:aink="http://schemas.microsoft.com/office/drawing/2016/ink" xmlns:am3d="http://schemas.microsoft.com/office/drawing/2017/model3d" xmlns:o="urn:schemas-microsoft-com:office:office" xmlns:oel="http://schemas.microsoft.com/office/2019/extlst" xmlns:r="http://schemas.openxmlformats.org/officeDocument/2006/relationships" xmlns:m="http://schemas.openxmlformats.org/officeDocument/2006/math" xmlns:v="urn:schemas-microsoft-com:vml" xmlns:wp14="http://schemas.microsoft.com/office/word/2010/wordprocessingDrawing" xmlns:wp="http://schemas.openxmlformats.org/drawingml/2006/wordprocessingDrawing" xmlns:w10="urn:schemas-microsoft-com:office:word" xmlns:w="http://schemas.openxmlformats.org/wordprocessingml/2006/main" xmlns:w14="http://schemas.microsoft.com/office/word/2010/wordml" xmlns:w15="http://schemas.microsoft.com/office/word/2012/wordml" xmlns:w16cex="http://schemas.microsoft.com/office/word/2018/wordml/cex" xmlns:w16cid="http://schemas.microsoft.com/office/word/2016/wordml/cid" xmlns:w16="http://schemas.microsoft.com/office/word/2018/wordml" xmlns:w16du="http://schemas.microsoft.com/office/word/2023/wordml/word16du" xmlns:w16sdtdh="http://schemas.microsoft.com/office/word/2020/wordml/sdtdatahash" xmlns:w16sdtfl="http://schemas.microsoft.com/office/word/2024/wordml/sdtformatlock" xmlns:w16se="http://schemas.microsoft.com/office/word/2015/wordml/symex" xmlns:wpg="http://schemas.microsoft.com/office/word/2010/wordprocessingGroup" xmlns:wpi="http://schemas.microsoft.com/office/word/2010/wordprocessingInk" xmlns:wne="http://schemas.microsoft.com/office/word/2006/wordml" xmlns:wps="http://schemas.microsoft.com/office/word/2010/wordprocessingShape" mc:Ignorable="w14 w15 w16se w16cid w16 w16cex w16sdtdh w16sdtfl w16du wp14">
+  <w:endnote w:type="separator" w:id="-1">
+    <w:p>
+      <w:pPr>
+        <w:spacing w:after="0" w:line="240" w:lineRule="auto"/>
+      </w:pPr>
+      <w:r>
+        <w:separator/>
+      </w:r>
+    </w:p>
+  </w:endnote>
+  <w:endnote w:type="continuationSeparator" w:id="0">
+    <w:p>
+      <w:pPr>
+        <w:spacing w:after="0" w:line="240" w:lineRule="auto"/>
+      </w:pPr>
+      <w:r>
+        <w:continuationSeparator/>
+      </w:r>
+    </w:p>
+  </w:endnote>
+</w:endnotes>
+</file>
+
+<file path=word/footnotes.xml><?xml version="1.0" encoding="utf-8"?>
+<w:footnotes xmlns:wpc="http://schemas.microsoft.com/office/word/2010/wordprocessingCanvas" xmlns:cx="http://schemas.microsoft.com/office/drawing/2014/chartex" xmlns:cx1="http://schemas.microsoft.com/office/drawing/2015/9/8/chartex" xmlns:cx2="http://schemas.microsoft.com/office/drawing/2015/10/21/chartex" xmlns:cx3="http://schemas.microsoft.com/office/drawing/2016/5/9/chartex" xmlns:cx4="http://schemas.microsoft.com/office/drawing/2016/5/10/chartex" xmlns:cx5="http://schemas.microsoft.com/office/drawing/2016/5/11/chartex" xmlns:cx6="http://schemas.microsoft.com/office/drawing/2016/5/12/chartex" xmlns:cx7="http://schemas.microsoft.com/office/drawing/2016/5/13/chartex" xmlns:cx8="http://schemas.microsoft.com/office/drawing/2016/5/14/chartex" xmlns:mc="http://schemas.openxmlformats.org/markup-compatibility/2006" xmlns:aink="http://schemas.microsoft.com/office/drawing/2016/ink" xmlns:am3d="http://schemas.microsoft.com/office/drawing/2017/model3d" xmlns:o="urn:schemas-microsoft-com:office:office" xmlns:oel="http://schemas.microsoft.com/office/2019/extlst" xmlns:r="http://schemas.openxmlformats.org/officeDocument/2006/relationships" xmlns:m="http://schemas.openxmlformats.org/officeDocument/2006/math" xmlns:v="urn:schemas-microsoft-com:vml" xmlns:wp14="http://schemas.microsoft.com/office/word/2010/wordprocessingDrawing" xmlns:wp="http://schemas.openxmlformats.org/drawingml/2006/wordprocessingDrawing" xmlns:w10="urn:schemas-microsoft-com:office:word" xmlns:w="http://schemas.openxmlformats.org/wordprocessingml/2006/main" xmlns:w14="http://schemas.microsoft.com/office/word/2010/wordml" xmlns:w15="http://schemas.microsoft.com/office/word/2012/wordml" xmlns:w16cex="http://schemas.microsoft.com/office/word/2018/wordml/cex" xmlns:w16cid="http://schemas.microsoft.com/office/word/2016/wordml/cid" xmlns:w16="http://schemas.microsoft.com/office/word/2018/wordml" xmlns:w16du="http://schemas.microsoft.com/office/word/2023/wordml/word16du" xmlns:w16sdtdh="http://schemas.microsoft.com/office/word/2020/wordml/sdtdatahash" xmlns:w16sdtfl="http://schemas.microsoft.com/office/word/2024/wordml/sdtformatlock" xmlns:w16se="http://schemas.microsoft.com/office/word/2015/wordml/symex" xmlns:wpg="http://schemas.microsoft.com/office/word/2010/wordprocessingGroup" xmlns:wpi="http://schemas.microsoft.com/office/word/2010/wordprocessingInk" xmlns:wne="http://schemas.microsoft.com/office/word/2006/wordml" xmlns:wps="http://schemas.microsoft.com/office/word/2010/wordprocessingShape" mc:Ignorable="w14 w15 w16se w16cid w16 w16cex w16sdtdh w16sdtfl w16du wp14">
+  <w:footnote w:type="separator" w:id="-1">
+    <w:p>
+      <w:pPr>
+        <w:spacing w:after="0" w:line="240" w:lineRule="auto"/>
+      </w:pPr>
+      <w:r>
+        <w:separator/>
+      </w:r>
+    </w:p>
+  </w:footnote>
+  <w:footnote w:type="continuationSeparator" w:id="0">
+    <w:p>
+      <w:pPr>
+        <w:spacing w:after="0" w:line="240" w:lineRule="auto"/>
+      </w:pPr>
+      <w:r>
+        <w:continuationSeparator/>
+      </w:r>
+    </w:p>
+  </w:footnote>
+</w:footnotes>
 </file>
 
 <file path=word/numbering.xml><?xml version="1.0" encoding="utf-8"?>
@@ -2504,6 +2562,7 @@
   <w:style w:type="character" w:default="1" w:styleId="DefaultParagraphFont">
     <w:name w:val="Default Paragraph Font"/>
     <w:uiPriority w:val="1"/>
+    <w:semiHidden/>
     <w:unhideWhenUsed/>
   </w:style>
   <w:style w:type="table" w:default="1" w:styleId="TableNormal">
@@ -2870,6 +2929,50 @@
       <w:color w:val="96607D" w:themeColor="followedHyperlink"/>
       <w:u w:val="single"/>
     </w:rPr>
+  </w:style>
+  <w:style w:type="paragraph" w:styleId="Header">
+    <w:name w:val="header"/>
+    <w:basedOn w:val="Normal"/>
+    <w:link w:val="HeaderChar"/>
+    <w:uiPriority w:val="99"/>
+    <w:unhideWhenUsed/>
+    <w:rsid w:val="00656EBB"/>
+    <w:pPr>
+      <w:tabs>
+        <w:tab w:val="center" w:pos="4513"/>
+        <w:tab w:val="right" w:pos="9026"/>
+      </w:tabs>
+      <w:spacing w:after="0" w:line="240" w:lineRule="auto"/>
+    </w:pPr>
+  </w:style>
+  <w:style w:type="character" w:customStyle="1" w:styleId="HeaderChar">
+    <w:name w:val="Header Char"/>
+    <w:basedOn w:val="DefaultParagraphFont"/>
+    <w:link w:val="Header"/>
+    <w:uiPriority w:val="99"/>
+    <w:rsid w:val="00656EBB"/>
+  </w:style>
+  <w:style w:type="paragraph" w:styleId="Footer">
+    <w:name w:val="footer"/>
+    <w:basedOn w:val="Normal"/>
+    <w:link w:val="FooterChar"/>
+    <w:uiPriority w:val="99"/>
+    <w:unhideWhenUsed/>
+    <w:rsid w:val="00656EBB"/>
+    <w:pPr>
+      <w:tabs>
+        <w:tab w:val="center" w:pos="4513"/>
+        <w:tab w:val="right" w:pos="9026"/>
+      </w:tabs>
+      <w:spacing w:after="0" w:line="240" w:lineRule="auto"/>
+    </w:pPr>
+  </w:style>
+  <w:style w:type="character" w:customStyle="1" w:styleId="FooterChar">
+    <w:name w:val="Footer Char"/>
+    <w:basedOn w:val="DefaultParagraphFont"/>
+    <w:link w:val="Footer"/>
+    <w:uiPriority w:val="99"/>
+    <w:rsid w:val="00656EBB"/>
   </w:style>
 </w:styles>
 </file>

--- a/DI.docx
+++ b/DI.docx
@@ -306,11 +306,9 @@
               <w:t>MyService</w:t>
             </w:r>
             <w:proofErr w:type="spellEnd"/>
-            <w:proofErr w:type="gramStart"/>
             <w:r>
               <w:t>&gt;();</w:t>
             </w:r>
-            <w:proofErr w:type="gramEnd"/>
           </w:p>
           <w:p/>
           <w:p>
@@ -562,7 +560,6 @@
       <w:r>
         <w:t xml:space="preserve"> = </w:t>
       </w:r>
-      <w:proofErr w:type="gramStart"/>
       <w:r>
         <w:rPr>
           <w:b/>
@@ -573,7 +570,6 @@
       <w:r>
         <w:t>;</w:t>
       </w:r>
-      <w:proofErr w:type="gramEnd"/>
     </w:p>
     <w:p>
       <w:pPr>
@@ -709,15 +705,7 @@
         <w:t>J</w:t>
       </w:r>
       <w:r>
-        <w:t xml:space="preserve">ust at one place and then </w:t>
-      </w:r>
-      <w:proofErr w:type="gramStart"/>
-      <w:r>
-        <w:t>later on</w:t>
-      </w:r>
-      <w:proofErr w:type="gramEnd"/>
-      <w:r>
-        <w:t xml:space="preserve"> all the controllers can easily implement</w:t>
+        <w:t>ust at one place and then later on all the controllers can easily implement</w:t>
       </w:r>
       <w:r>
         <w:t xml:space="preserve"> </w:t>
@@ -759,12 +747,10 @@
     </w:p>
     <w:p>
       <w:proofErr w:type="spellStart"/>
-      <w:proofErr w:type="gramStart"/>
       <w:r>
         <w:t>Builder.Services.AddDbContext</w:t>
       </w:r>
       <w:proofErr w:type="spellEnd"/>
-      <w:proofErr w:type="gramEnd"/>
       <w:r>
         <w:t>&lt;</w:t>
       </w:r>
@@ -805,15 +791,7 @@
         <w:t>.</w:t>
       </w:r>
       <w:r>
-        <w:t xml:space="preserve"> This </w:t>
-      </w:r>
-      <w:proofErr w:type="gramStart"/>
-      <w:r>
-        <w:t>come</w:t>
-      </w:r>
-      <w:proofErr w:type="gramEnd"/>
-      <w:r>
-        <w:t xml:space="preserve"> from </w:t>
+        <w:t xml:space="preserve"> This come from </w:t>
       </w:r>
       <w:proofErr w:type="spellStart"/>
       <w:r>
@@ -821,23 +799,7 @@
       </w:r>
       <w:proofErr w:type="spellEnd"/>
       <w:r>
-        <w:t xml:space="preserve">; folder. So, I </w:t>
-      </w:r>
-      <w:proofErr w:type="gramStart"/>
-      <w:r>
-        <w:t>have to</w:t>
-      </w:r>
-      <w:proofErr w:type="gramEnd"/>
-      <w:r>
-        <w:t xml:space="preserve"> impose it. (</w:t>
-      </w:r>
-      <w:proofErr w:type="gramStart"/>
-      <w:r>
-        <w:t>using</w:t>
-      </w:r>
-      <w:proofErr w:type="gramEnd"/>
-      <w:r>
-        <w:t xml:space="preserve"> </w:t>
+        <w:t xml:space="preserve">; folder. So, I have to impose it. (using </w:t>
       </w:r>
       <w:proofErr w:type="spellStart"/>
       <w:r>
@@ -850,12 +812,10 @@
     </w:p>
     <w:p>
       <w:proofErr w:type="spellStart"/>
-      <w:proofErr w:type="gramStart"/>
       <w:r>
         <w:t>Builder.Services.AddDbContext</w:t>
       </w:r>
       <w:proofErr w:type="spellEnd"/>
-      <w:proofErr w:type="gramEnd"/>
       <w:r>
         <w:t>&lt;</w:t>
       </w:r>
@@ -864,13 +824,8 @@
         <w:t>NZWalksDbContext</w:t>
       </w:r>
       <w:proofErr w:type="spellEnd"/>
-      <w:proofErr w:type="gramStart"/>
-      <w:r>
-        <w:t>&gt;(</w:t>
-      </w:r>
-      <w:proofErr w:type="gramEnd"/>
-      <w:r>
-        <w:t>)</w:t>
+      <w:r>
+        <w:t>&gt;()</w:t>
       </w:r>
     </w:p>
     <w:p>
@@ -1182,16 +1137,11 @@
       <w:proofErr w:type="spellEnd"/>
     </w:p>
     <w:p>
-      <w:proofErr w:type="gramStart"/>
       <w:r>
         <w:t>S</w:t>
       </w:r>
       <w:r>
-        <w:t>o</w:t>
-      </w:r>
-      <w:proofErr w:type="gramEnd"/>
-      <w:r>
-        <w:t xml:space="preserve"> let's come back</w:t>
+        <w:t>o let's come back</w:t>
       </w:r>
       <w:r>
         <w:t xml:space="preserve"> </w:t>
@@ -1199,13 +1149,8 @@
       <w:r>
         <w:t xml:space="preserve">and start with our options such that </w:t>
       </w:r>
-      <w:proofErr w:type="gramStart"/>
-      <w:r>
-        <w:t>…..</w:t>
-      </w:r>
-      <w:proofErr w:type="gramEnd"/>
-      <w:r>
-        <w:t xml:space="preserve"> </w:t>
+      <w:r>
+        <w:t xml:space="preserve">….. </w:t>
       </w:r>
     </w:p>
     <w:p>
@@ -1216,7 +1161,6 @@
         </w:rPr>
       </w:pPr>
       <w:proofErr w:type="spellStart"/>
-      <w:proofErr w:type="gramStart"/>
       <w:r>
         <w:rPr>
           <w:b/>
@@ -1225,7 +1169,6 @@
         <w:t>builder.Services.AddDbContext</w:t>
       </w:r>
       <w:proofErr w:type="spellEnd"/>
-      <w:proofErr w:type="gramEnd"/>
       <w:r>
         <w:rPr>
           <w:b/>
@@ -1242,71 +1185,28 @@
         <w:t>NZWalksDbContext</w:t>
       </w:r>
       <w:proofErr w:type="spellEnd"/>
-      <w:proofErr w:type="gramStart"/>
       <w:r>
         <w:rPr>
           <w:b/>
           <w:bCs/>
         </w:rPr>
-        <w:t>&gt;(</w:t>
-      </w:r>
-      <w:proofErr w:type="gramEnd"/>
-      <w:r>
+        <w:t>&gt;(options =&gt;</w:t>
+      </w:r>
+    </w:p>
+    <w:p>
+      <w:pPr>
         <w:rPr>
           <w:b/>
           <w:bCs/>
         </w:rPr>
-        <w:t>options =&gt;</w:t>
-      </w:r>
-    </w:p>
-    <w:p>
-      <w:pPr>
+      </w:pPr>
+      <w:r>
         <w:rPr>
           <w:b/>
           <w:bCs/>
         </w:rPr>
-      </w:pPr>
-      <w:proofErr w:type="gramStart"/>
-      <w:r>
-        <w:rPr>
-          <w:b/>
-          <w:bCs/>
-        </w:rPr>
-        <w:t>options.UseSqlServer</w:t>
-      </w:r>
-      <w:proofErr w:type="gramEnd"/>
-      <w:r>
-        <w:rPr>
-          <w:b/>
-          <w:bCs/>
-        </w:rPr>
-        <w:t>(</w:t>
-      </w:r>
-      <w:proofErr w:type="gramStart"/>
-      <w:r>
-        <w:rPr>
-          <w:b/>
-          <w:bCs/>
-        </w:rPr>
-        <w:t>builder.Configuration.GetConnectionString</w:t>
-      </w:r>
-      <w:proofErr w:type="gramEnd"/>
-      <w:r>
-        <w:rPr>
-          <w:b/>
-          <w:bCs/>
-        </w:rPr>
-        <w:t>("NZWalksConnectionString"))</w:t>
-      </w:r>
-      <w:proofErr w:type="gramStart"/>
-      <w:r>
-        <w:rPr>
-          <w:b/>
-          <w:bCs/>
-        </w:rPr>
-        <w:t>);</w:t>
-      </w:r>
-      <w:proofErr w:type="gramEnd"/>
+        <w:t>options.UseSqlServer(builder.Configuration.GetConnectionString("NZWalksConnectionString")));</w:t>
+      </w:r>
     </w:p>
     <w:p>
       <w:r>
@@ -1338,28 +1238,12 @@
     <w:p>
       <w:r>
         <w:lastRenderedPageBreak/>
-        <w:t xml:space="preserve"> </w:t>
-      </w:r>
-      <w:proofErr w:type="gramStart"/>
-      <w:r>
-        <w:t>so</w:t>
-      </w:r>
-      <w:proofErr w:type="gramEnd"/>
-      <w:r>
-        <w:t xml:space="preserve"> we have</w:t>
-      </w:r>
-    </w:p>
-    <w:p>
-      <w:r>
-        <w:t xml:space="preserve">used dependency injection inside asp.net core to inject a class which we can </w:t>
-      </w:r>
-      <w:proofErr w:type="gramStart"/>
-      <w:r>
-        <w:t>later on</w:t>
-      </w:r>
-      <w:proofErr w:type="gramEnd"/>
-      <w:r>
-        <w:t xml:space="preserve"> use uh and you know use it in</w:t>
+        <w:t xml:space="preserve"> so we have</w:t>
+      </w:r>
+    </w:p>
+    <w:p>
+      <w:r>
+        <w:t>used dependency injection inside asp.net core to inject a class which we can later on use uh and you know use it in</w:t>
       </w:r>
     </w:p>
     <w:p>
@@ -1501,17 +1385,136 @@
         <w:t>DTO</w:t>
       </w:r>
       <w:r>
-        <w:t xml:space="preserve"> the same so that we are not breaking the contract between the client and the </w:t>
-      </w:r>
-      <w:proofErr w:type="gramStart"/>
-      <w:r>
-        <w:t>API</w:t>
-      </w:r>
-      <w:proofErr w:type="gramEnd"/>
-      <w:r>
-        <w:t xml:space="preserve"> but we can still play around with the domain models within our application</w:t>
-      </w:r>
-    </w:p>
+        <w:t xml:space="preserve"> the same so that we are not breaking the contract between the client and the API but we can still play around with the domain models within our application</w:t>
+      </w:r>
+    </w:p>
+    <w:p>
+      <w:pPr>
+        <w:pBdr>
+          <w:bottom w:val="double" w:sz="6" w:space="1" w:color="auto"/>
+        </w:pBdr>
+      </w:pPr>
+    </w:p>
+    <w:p>
+      <w:r>
+        <w:t>Install</w:t>
+      </w:r>
+    </w:p>
+    <w:p>
+      <w:proofErr w:type="spellStart"/>
+      <w:r>
+        <w:t>Microsoft.AspNetCore.Authentication.JwtBearer</w:t>
+      </w:r>
+      <w:proofErr w:type="spellEnd"/>
+    </w:p>
+    <w:p>
+      <w:proofErr w:type="spellStart"/>
+      <w:r>
+        <w:lastRenderedPageBreak/>
+        <w:t>Microsoft.IdentityModel.Tokens</w:t>
+      </w:r>
+      <w:proofErr w:type="spellEnd"/>
+    </w:p>
+    <w:p>
+      <w:proofErr w:type="spellStart"/>
+      <w:r>
+        <w:t>System.IdentityModel.Tokens.Jwt</w:t>
+      </w:r>
+      <w:proofErr w:type="spellEnd"/>
+    </w:p>
+    <w:p>
+      <w:proofErr w:type="spellStart"/>
+      <w:r>
+        <w:t>Microsoft.AspNetCore.Identity.EntityFrameworkCore</w:t>
+      </w:r>
+      <w:proofErr w:type="spellEnd"/>
+    </w:p>
+    <w:p>
+      <w:r>
+        <w:rPr>
+          <w:noProof/>
+        </w:rPr>
+        <w:drawing>
+          <wp:inline distT="0" distB="0" distL="0" distR="0" wp14:anchorId="24998368" wp14:editId="1A279EE3">
+            <wp:extent cx="6016625" cy="2874645"/>
+            <wp:effectExtent l="0" t="0" r="3175" b="1905"/>
+            <wp:docPr id="1582954184" name="Picture 1"/>
+            <wp:cNvGraphicFramePr>
+              <a:graphicFrameLocks xmlns:a="http://schemas.openxmlformats.org/drawingml/2006/main" noChangeAspect="1"/>
+            </wp:cNvGraphicFramePr>
+            <a:graphic xmlns:a="http://schemas.openxmlformats.org/drawingml/2006/main">
+              <a:graphicData uri="http://schemas.openxmlformats.org/drawingml/2006/picture">
+                <pic:pic xmlns:pic="http://schemas.openxmlformats.org/drawingml/2006/picture">
+                  <pic:nvPicPr>
+                    <pic:cNvPr id="1582954184" name=""/>
+                    <pic:cNvPicPr/>
+                  </pic:nvPicPr>
+                  <pic:blipFill>
+                    <a:blip r:embed="rId12"/>
+                    <a:stretch>
+                      <a:fillRect/>
+                    </a:stretch>
+                  </pic:blipFill>
+                  <pic:spPr>
+                    <a:xfrm>
+                      <a:off x="0" y="0"/>
+                      <a:ext cx="6016625" cy="2874645"/>
+                    </a:xfrm>
+                    <a:prstGeom prst="rect">
+                      <a:avLst/>
+                    </a:prstGeom>
+                  </pic:spPr>
+                </pic:pic>
+              </a:graphicData>
+            </a:graphic>
+          </wp:inline>
+        </w:drawing>
+      </w:r>
+    </w:p>
+    <w:p/>
+    <w:p>
+      <w:r>
+        <w:rPr>
+          <w:noProof/>
+        </w:rPr>
+        <w:drawing>
+          <wp:inline distT="0" distB="0" distL="0" distR="0" wp14:anchorId="5FFADB18" wp14:editId="2549DD9F">
+            <wp:extent cx="6016625" cy="2720340"/>
+            <wp:effectExtent l="0" t="0" r="3175" b="3810"/>
+            <wp:docPr id="1613967220" name="Picture 1"/>
+            <wp:cNvGraphicFramePr>
+              <a:graphicFrameLocks xmlns:a="http://schemas.openxmlformats.org/drawingml/2006/main" noChangeAspect="1"/>
+            </wp:cNvGraphicFramePr>
+            <a:graphic xmlns:a="http://schemas.openxmlformats.org/drawingml/2006/main">
+              <a:graphicData uri="http://schemas.openxmlformats.org/drawingml/2006/picture">
+                <pic:pic xmlns:pic="http://schemas.openxmlformats.org/drawingml/2006/picture">
+                  <pic:nvPicPr>
+                    <pic:cNvPr id="1613967220" name=""/>
+                    <pic:cNvPicPr/>
+                  </pic:nvPicPr>
+                  <pic:blipFill>
+                    <a:blip r:embed="rId13"/>
+                    <a:stretch>
+                      <a:fillRect/>
+                    </a:stretch>
+                  </pic:blipFill>
+                  <pic:spPr>
+                    <a:xfrm>
+                      <a:off x="0" y="0"/>
+                      <a:ext cx="6016625" cy="2720340"/>
+                    </a:xfrm>
+                    <a:prstGeom prst="rect">
+                      <a:avLst/>
+                    </a:prstGeom>
+                  </pic:spPr>
+                </pic:pic>
+              </a:graphicData>
+            </a:graphic>
+          </wp:inline>
+        </w:drawing>
+      </w:r>
+    </w:p>
+    <w:p/>
     <w:sectPr>
       <w:pgSz w:w="11906" w:h="16838"/>
       <w:pgMar w:top="1135" w:right="991" w:bottom="1440" w:left="1440" w:header="708" w:footer="708" w:gutter="0"/>
